--- a/public/tours/international/asia/itineraries/6 Days Bhutan Happiness Journey.docx
+++ b/public/tours/international/asia/itineraries/6 Days Bhutan Happiness Journey.docx
@@ -1,6 +1,6 @@
 
 <file path=word/document.xml><?xml version="1.0" encoding="utf-8"?>
-<w:document xmlns:wpc="http://schemas.microsoft.com/office/word/2010/wordprocessingCanvas" xmlns:mc="http://schemas.openxmlformats.org/markup-compatibility/2006" xmlns:o="urn:schemas-microsoft-com:office:office" xmlns:r="http://schemas.openxmlformats.org/officeDocument/2006/relationships" xmlns:m="http://schemas.openxmlformats.org/officeDocument/2006/math" xmlns:v="urn:schemas-microsoft-com:vml" xmlns:wp14="http://schemas.microsoft.com/office/word/2010/wordprocessingDrawing" xmlns:wp="http://schemas.openxmlformats.org/drawingml/2006/wordprocessingDrawing" xmlns:w10="urn:schemas-microsoft-com:office:word" xmlns:w="http://schemas.openxmlformats.org/wordprocessingml/2006/main" xmlns:w14="http://schemas.microsoft.com/office/word/2010/wordml" xmlns:w15="http://schemas.microsoft.com/office/word/2012/wordml" xmlns:wpg="http://schemas.microsoft.com/office/word/2010/wordprocessingGroup" xmlns:wpi="http://schemas.microsoft.com/office/word/2010/wordprocessingInk" xmlns:wne="http://schemas.microsoft.com/office/word/2006/wordml" xmlns:wps="http://schemas.microsoft.com/office/word/2010/wordprocessingShape" mc:Ignorable="w14 w15 wp14">
+<w:document xmlns:wpc="http://schemas.microsoft.com/office/word/2010/wordprocessingCanvas" xmlns:cx="http://schemas.microsoft.com/office/drawing/2014/chartex" xmlns:cx1="http://schemas.microsoft.com/office/drawing/2015/9/8/chartex" xmlns:cx2="http://schemas.microsoft.com/office/drawing/2015/10/21/chartex" xmlns:cx3="http://schemas.microsoft.com/office/drawing/2016/5/9/chartex" xmlns:cx4="http://schemas.microsoft.com/office/drawing/2016/5/10/chartex" xmlns:cx5="http://schemas.microsoft.com/office/drawing/2016/5/11/chartex" xmlns:cx6="http://schemas.microsoft.com/office/drawing/2016/5/12/chartex" xmlns:cx7="http://schemas.microsoft.com/office/drawing/2016/5/13/chartex" xmlns:cx8="http://schemas.microsoft.com/office/drawing/2016/5/14/chartex" xmlns:mc="http://schemas.openxmlformats.org/markup-compatibility/2006" xmlns:aink="http://schemas.microsoft.com/office/drawing/2016/ink" xmlns:am3d="http://schemas.microsoft.com/office/drawing/2017/model3d" xmlns:o="urn:schemas-microsoft-com:office:office" xmlns:r="http://schemas.openxmlformats.org/officeDocument/2006/relationships" xmlns:m="http://schemas.openxmlformats.org/officeDocument/2006/math" xmlns:v="urn:schemas-microsoft-com:vml" xmlns:wp14="http://schemas.microsoft.com/office/word/2010/wordprocessingDrawing" xmlns:wp="http://schemas.openxmlformats.org/drawingml/2006/wordprocessingDrawing" xmlns:w10="urn:schemas-microsoft-com:office:word" xmlns:w="http://schemas.openxmlformats.org/wordprocessingml/2006/main" xmlns:w14="http://schemas.microsoft.com/office/word/2010/wordml" xmlns:w15="http://schemas.microsoft.com/office/word/2012/wordml" xmlns:w16cid="http://schemas.microsoft.com/office/word/2016/wordml/cid" xmlns:w16se="http://schemas.microsoft.com/office/word/2015/wordml/symex" xmlns:wpg="http://schemas.microsoft.com/office/word/2010/wordprocessingGroup" xmlns:wpi="http://schemas.microsoft.com/office/word/2010/wordprocessingInk" xmlns:wne="http://schemas.microsoft.com/office/word/2006/wordml" xmlns:wps="http://schemas.microsoft.com/office/word/2010/wordprocessingShape" mc:Ignorable="w14 w15 w16se w16cid wp14">
   <w:body>
     <w:p>
       <w:pPr>
@@ -32,7 +32,6 @@
         </w:rPr>
       </w:pPr>
       <w:proofErr w:type="spellStart"/>
-      <w:proofErr w:type="gramStart"/>
       <w:r>
         <w:rPr>
           <w:rFonts w:ascii="Arial" w:hAnsi="Arial" w:cs="Arial"/>
@@ -42,7 +41,6 @@
         <w:t>thimphu</w:t>
       </w:r>
       <w:proofErr w:type="spellEnd"/>
-      <w:proofErr w:type="gramEnd"/>
       <w:r>
         <w:rPr>
           <w:rFonts w:ascii="Arial" w:hAnsi="Arial" w:cs="Arial"/>
@@ -78,7 +76,6 @@
         </w:rPr>
         <w:t>paro</w:t>
       </w:r>
-      <w:bookmarkStart w:id="0" w:name="_GoBack"/>
       <w:proofErr w:type="spellEnd"/>
       <w:r>
         <w:rPr>
@@ -89,7 +86,6 @@
           <v:rect id="_x0000_i1025" style="width:0;height:1.5pt" o:hralign="center" o:hrstd="t" o:hr="t" fillcolor="#a0a0a0" stroked="f"/>
         </w:pict>
       </w:r>
-      <w:bookmarkEnd w:id="0"/>
       <w:r>
         <w:rPr>
           <w:rFonts w:ascii="Arial" w:hAnsi="Arial" w:cs="Arial"/>
@@ -112,55 +108,7 @@
           <w:rFonts w:ascii="Arial" w:hAnsi="Arial" w:cs="Arial"/>
           <w:sz w:val="20"/>
         </w:rPr>
-        <w:t xml:space="preserve">Experience the serene beauty of Bhutan with a journey through its charming valleys, monasteries, and landscapes covering </w:t>
-      </w:r>
-      <w:proofErr w:type="spellStart"/>
-      <w:r>
-        <w:rPr>
-          <w:rFonts w:ascii="Arial" w:hAnsi="Arial" w:cs="Arial"/>
-          <w:sz w:val="20"/>
-        </w:rPr>
-        <w:t>Thimphu</w:t>
-      </w:r>
-      <w:proofErr w:type="spellEnd"/>
-      <w:r>
-        <w:rPr>
-          <w:rFonts w:ascii="Arial" w:hAnsi="Arial" w:cs="Arial"/>
-          <w:sz w:val="20"/>
-        </w:rPr>
-        <w:t xml:space="preserve">, </w:t>
-      </w:r>
-      <w:proofErr w:type="spellStart"/>
-      <w:r>
-        <w:rPr>
-          <w:rFonts w:ascii="Arial" w:hAnsi="Arial" w:cs="Arial"/>
-          <w:sz w:val="20"/>
-        </w:rPr>
-        <w:t>Punakha</w:t>
-      </w:r>
-      <w:proofErr w:type="spellEnd"/>
-      <w:r>
-        <w:rPr>
-          <w:rFonts w:ascii="Arial" w:hAnsi="Arial" w:cs="Arial"/>
-          <w:sz w:val="20"/>
-        </w:rPr>
-        <w:t xml:space="preserve">, and </w:t>
-      </w:r>
-      <w:proofErr w:type="spellStart"/>
-      <w:r>
-        <w:rPr>
-          <w:rFonts w:ascii="Arial" w:hAnsi="Arial" w:cs="Arial"/>
-          <w:sz w:val="20"/>
-        </w:rPr>
-        <w:t>Paro</w:t>
-      </w:r>
-      <w:proofErr w:type="spellEnd"/>
-      <w:r>
-        <w:rPr>
-          <w:rFonts w:ascii="Arial" w:hAnsi="Arial" w:cs="Arial"/>
-          <w:sz w:val="20"/>
-        </w:rPr>
-        <w:t>.</w:t>
+        <w:t>Experience the serene beauty of Bhutan with a journey through its charming valleys, monasteries, and landscapes covering Thimphu, Punakha, and Paro.</w:t>
       </w:r>
       <w:r>
         <w:rPr>
@@ -224,23 +172,7 @@
           <w:rFonts w:ascii="Arial" w:hAnsi="Arial" w:cs="Arial"/>
           <w:sz w:val="20"/>
         </w:rPr>
-        <w:t xml:space="preserve"> </w:t>
-      </w:r>
-      <w:proofErr w:type="spellStart"/>
-      <w:r>
-        <w:rPr>
-          <w:rFonts w:ascii="Arial" w:hAnsi="Arial" w:cs="Arial"/>
-          <w:sz w:val="20"/>
-        </w:rPr>
-        <w:t>Dzong</w:t>
-      </w:r>
-      <w:proofErr w:type="spellEnd"/>
-      <w:r>
-        <w:rPr>
-          <w:rFonts w:ascii="Arial" w:hAnsi="Arial" w:cs="Arial"/>
-          <w:sz w:val="20"/>
-        </w:rPr>
-        <w:t xml:space="preserve"> </w:t>
+        <w:t xml:space="preserve"> Dzong </w:t>
       </w:r>
     </w:p>
     <w:p>
@@ -393,26 +325,38 @@
           <w:sz w:val="20"/>
         </w:rPr>
       </w:pPr>
+      <w:r>
+        <w:rPr>
+          <w:rFonts w:ascii="Arial" w:hAnsi="Arial" w:cs="Arial"/>
+          <w:bCs/>
+          <w:sz w:val="20"/>
+        </w:rPr>
+        <w:t>Thimphu (2 Nights):</w:t>
+      </w:r>
+      <w:r>
+        <w:rPr>
+          <w:rFonts w:ascii="Arial" w:hAnsi="Arial" w:cs="Arial"/>
+          <w:sz w:val="20"/>
+        </w:rPr>
+        <w:t xml:space="preserve"> </w:t>
+      </w:r>
       <w:proofErr w:type="spellStart"/>
       <w:r>
         <w:rPr>
           <w:rFonts w:ascii="Arial" w:hAnsi="Arial" w:cs="Arial"/>
-          <w:b/>
-          <w:bCs/>
-          <w:sz w:val="20"/>
-        </w:rPr>
-        <w:t>Thimphu</w:t>
+          <w:sz w:val="20"/>
+        </w:rPr>
+        <w:t>Tashi</w:t>
       </w:r>
       <w:proofErr w:type="spellEnd"/>
       <w:r>
         <w:rPr>
           <w:rFonts w:ascii="Arial" w:hAnsi="Arial" w:cs="Arial"/>
-          <w:b/>
-          <w:bCs/>
-          <w:sz w:val="20"/>
-        </w:rPr>
-        <w:t xml:space="preserve"> (2 Nights):</w:t>
-      </w:r>
+          <w:sz w:val="20"/>
+        </w:rPr>
+        <w:t xml:space="preserve"> Yid-Wong Grand</w:t>
+      </w:r>
+      <w:proofErr w:type="gramStart"/>
       <w:r>
         <w:rPr>
           <w:rFonts w:ascii="Arial" w:hAnsi="Arial" w:cs="Arial"/>
@@ -420,22 +364,6 @@
         </w:rPr>
         <w:t xml:space="preserve"> </w:t>
       </w:r>
-      <w:proofErr w:type="spellStart"/>
-      <w:r>
-        <w:rPr>
-          <w:rFonts w:ascii="Arial" w:hAnsi="Arial" w:cs="Arial"/>
-          <w:sz w:val="20"/>
-        </w:rPr>
-        <w:t>Tashi</w:t>
-      </w:r>
-      <w:proofErr w:type="spellEnd"/>
-      <w:r>
-        <w:rPr>
-          <w:rFonts w:ascii="Arial" w:hAnsi="Arial" w:cs="Arial"/>
-          <w:sz w:val="20"/>
-        </w:rPr>
-        <w:t xml:space="preserve"> Yid-Wong Grand </w:t>
-      </w:r>
       <w:r>
         <w:rPr>
           <w:rFonts w:ascii="Arial" w:hAnsi="Arial" w:cs="Arial"/>
@@ -446,16 +374,23 @@
       <w:r>
         <w:rPr>
           <w:rFonts w:ascii="Arial" w:hAnsi="Arial" w:cs="Arial"/>
-          <w:b/>
-          <w:bCs/>
-          <w:sz w:val="20"/>
-        </w:rPr>
-        <w:t xml:space="preserve"> (4</w:t>
+          <w:bCs/>
+          <w:sz w:val="20"/>
+        </w:rPr>
+        <w:t xml:space="preserve"> (</w:t>
+      </w:r>
+      <w:proofErr w:type="gramEnd"/>
+      <w:r>
+        <w:rPr>
+          <w:rFonts w:ascii="Arial" w:hAnsi="Arial" w:cs="Arial"/>
+          <w:bCs/>
+          <w:sz w:val="20"/>
+        </w:rPr>
+        <w:t>4</w:t>
       </w:r>
       <w:r>
         <w:rPr>
           <w:rFonts w:ascii="Segoe UI Symbol" w:hAnsi="Segoe UI Symbol" w:cs="Segoe UI Symbol"/>
-          <w:b/>
           <w:bCs/>
           <w:sz w:val="20"/>
         </w:rPr>
@@ -464,7 +399,6 @@
       <w:r>
         <w:rPr>
           <w:rFonts w:ascii="Arial" w:hAnsi="Arial" w:cs="Arial"/>
-          <w:b/>
           <w:bCs/>
           <w:sz w:val="20"/>
         </w:rPr>
@@ -479,25 +413,13 @@
           <w:sz w:val="20"/>
         </w:rPr>
       </w:pPr>
-      <w:proofErr w:type="spellStart"/>
-      <w:r>
-        <w:rPr>
-          <w:rFonts w:ascii="Arial" w:hAnsi="Arial" w:cs="Arial"/>
-          <w:b/>
-          <w:bCs/>
-          <w:sz w:val="20"/>
-        </w:rPr>
-        <w:t>Punakha</w:t>
-      </w:r>
-      <w:proofErr w:type="spellEnd"/>
-      <w:r>
-        <w:rPr>
-          <w:rFonts w:ascii="Arial" w:hAnsi="Arial" w:cs="Arial"/>
-          <w:b/>
-          <w:bCs/>
-          <w:sz w:val="20"/>
-        </w:rPr>
-        <w:t xml:space="preserve"> (1 Night):</w:t>
+      <w:r>
+        <w:rPr>
+          <w:rFonts w:ascii="Arial" w:hAnsi="Arial" w:cs="Arial"/>
+          <w:bCs/>
+          <w:sz w:val="20"/>
+        </w:rPr>
+        <w:t>Punakha (1 Night):</w:t>
       </w:r>
       <w:r>
         <w:rPr>
@@ -517,7 +439,6 @@
       <w:r>
         <w:rPr>
           <w:rFonts w:ascii="Arial" w:hAnsi="Arial" w:cs="Arial"/>
-          <w:b/>
           <w:bCs/>
           <w:sz w:val="20"/>
         </w:rPr>
@@ -527,7 +448,6 @@
       <w:r>
         <w:rPr>
           <w:rFonts w:ascii="Arial" w:hAnsi="Arial" w:cs="Arial"/>
-          <w:b/>
           <w:bCs/>
           <w:sz w:val="20"/>
         </w:rPr>
@@ -536,7 +456,6 @@
       <w:r>
         <w:rPr>
           <w:rFonts w:ascii="Segoe UI Symbol" w:hAnsi="Segoe UI Symbol" w:cs="Segoe UI Symbol"/>
-          <w:b/>
           <w:bCs/>
           <w:sz w:val="20"/>
         </w:rPr>
@@ -545,7 +464,6 @@
       <w:r>
         <w:rPr>
           <w:rFonts w:ascii="Arial" w:hAnsi="Arial" w:cs="Arial"/>
-          <w:b/>
           <w:bCs/>
           <w:sz w:val="20"/>
         </w:rPr>
@@ -560,25 +478,13 @@
           <w:sz w:val="20"/>
         </w:rPr>
       </w:pPr>
-      <w:proofErr w:type="spellStart"/>
-      <w:r>
-        <w:rPr>
-          <w:rFonts w:ascii="Arial" w:hAnsi="Arial" w:cs="Arial"/>
-          <w:b/>
-          <w:bCs/>
-          <w:sz w:val="20"/>
-        </w:rPr>
-        <w:t>Paro</w:t>
-      </w:r>
-      <w:proofErr w:type="spellEnd"/>
-      <w:r>
-        <w:rPr>
-          <w:rFonts w:ascii="Arial" w:hAnsi="Arial" w:cs="Arial"/>
-          <w:b/>
-          <w:bCs/>
-          <w:sz w:val="20"/>
-        </w:rPr>
-        <w:t xml:space="preserve"> (2 Nights):</w:t>
+      <w:r>
+        <w:rPr>
+          <w:rFonts w:ascii="Arial" w:hAnsi="Arial" w:cs="Arial"/>
+          <w:bCs/>
+          <w:sz w:val="20"/>
+        </w:rPr>
+        <w:t>Paro (2 Nights):</w:t>
       </w:r>
       <w:r>
         <w:rPr>
@@ -623,7 +529,6 @@
       <w:r>
         <w:rPr>
           <w:rFonts w:ascii="Arial" w:hAnsi="Arial" w:cs="Arial"/>
-          <w:b/>
           <w:bCs/>
           <w:sz w:val="20"/>
         </w:rPr>
@@ -633,7 +538,6 @@
       <w:r>
         <w:rPr>
           <w:rFonts w:ascii="Arial" w:hAnsi="Arial" w:cs="Arial"/>
-          <w:b/>
           <w:bCs/>
           <w:sz w:val="20"/>
         </w:rPr>
@@ -642,7 +546,6 @@
       <w:r>
         <w:rPr>
           <w:rFonts w:ascii="Segoe UI Symbol" w:hAnsi="Segoe UI Symbol" w:cs="Segoe UI Symbol"/>
-          <w:b/>
           <w:bCs/>
           <w:sz w:val="20"/>
         </w:rPr>
@@ -651,7 +554,6 @@
       <w:r>
         <w:rPr>
           <w:rFonts w:ascii="Arial" w:hAnsi="Arial" w:cs="Arial"/>
-          <w:b/>
           <w:bCs/>
           <w:sz w:val="20"/>
         </w:rPr>
@@ -730,23 +632,7 @@
           <w:sz w:val="20"/>
         </w:rPr>
         <w:br/>
-        <w:t xml:space="preserve">Upon arrival at Paro Airport, meet and greet by your guide and transfer to Thimphu. Check in to the hotel and relax. In the evening, explore Thimphu town by walk. Overnight stay in </w:t>
-      </w:r>
-      <w:proofErr w:type="spellStart"/>
-      <w:r>
-        <w:rPr>
-          <w:rFonts w:ascii="Arial" w:hAnsi="Arial" w:cs="Arial"/>
-          <w:sz w:val="20"/>
-        </w:rPr>
-        <w:t>Thimphu</w:t>
-      </w:r>
-      <w:proofErr w:type="spellEnd"/>
-      <w:r>
-        <w:rPr>
-          <w:rFonts w:ascii="Arial" w:hAnsi="Arial" w:cs="Arial"/>
-          <w:sz w:val="20"/>
-        </w:rPr>
-        <w:t>.</w:t>
+        <w:t>Upon arrival at Paro Airport, meet and greet by your guide and transfer to Thimphu. Check in to the hotel and relax. In the evening, explore Thimphu town by walk. Overnight stay in Thimphu.</w:t>
       </w:r>
       <w:r>
         <w:rPr>
@@ -764,35 +650,31 @@
           <w:bCs/>
           <w:sz w:val="20"/>
         </w:rPr>
-        <w:t xml:space="preserve">Day 02 : </w:t>
+        <w:t>Day 02 : Thimphu Full Day Sightseeing</w:t>
+      </w:r>
+      <w:r>
+        <w:rPr>
+          <w:rFonts w:ascii="Arial" w:hAnsi="Arial" w:cs="Arial"/>
+          <w:sz w:val="20"/>
+        </w:rPr>
+        <w:br/>
+        <w:t xml:space="preserve">After breakfast, proceed for a full-day sightseeing tour of Thimphu covering </w:t>
       </w:r>
       <w:proofErr w:type="spellStart"/>
       <w:r>
         <w:rPr>
           <w:rFonts w:ascii="Arial" w:hAnsi="Arial" w:cs="Arial"/>
-          <w:b/>
-          <w:bCs/>
-          <w:sz w:val="20"/>
-        </w:rPr>
-        <w:t>Thimphu</w:t>
+          <w:sz w:val="20"/>
+        </w:rPr>
+        <w:t>Kuenselphodrang</w:t>
       </w:r>
       <w:proofErr w:type="spellEnd"/>
       <w:r>
         <w:rPr>
           <w:rFonts w:ascii="Arial" w:hAnsi="Arial" w:cs="Arial"/>
-          <w:b/>
-          <w:bCs/>
-          <w:sz w:val="20"/>
-        </w:rPr>
-        <w:t xml:space="preserve"> Full Day Sightseeing</w:t>
-      </w:r>
-      <w:r>
-        <w:rPr>
-          <w:rFonts w:ascii="Arial" w:hAnsi="Arial" w:cs="Arial"/>
-          <w:sz w:val="20"/>
-        </w:rPr>
-        <w:br/>
-        <w:t xml:space="preserve">After breakfast, proceed for a full-day sightseeing tour of </w:t>
+          <w:sz w:val="20"/>
+        </w:rPr>
+        <w:t xml:space="preserve">, National Memorial Chorten, Folk Heritage Museum, </w:t>
       </w:r>
       <w:proofErr w:type="spellStart"/>
       <w:r>
@@ -800,7 +682,7 @@
           <w:rFonts w:ascii="Arial" w:hAnsi="Arial" w:cs="Arial"/>
           <w:sz w:val="20"/>
         </w:rPr>
-        <w:t>Thimphu</w:t>
+        <w:t>Sangaygang</w:t>
       </w:r>
       <w:proofErr w:type="spellEnd"/>
       <w:r>
@@ -808,7 +690,7 @@
           <w:rFonts w:ascii="Arial" w:hAnsi="Arial" w:cs="Arial"/>
           <w:sz w:val="20"/>
         </w:rPr>
-        <w:t xml:space="preserve"> covering </w:t>
+        <w:t xml:space="preserve"> View Point, Takin Reserve Centre, </w:t>
       </w:r>
       <w:proofErr w:type="spellStart"/>
       <w:r>
@@ -816,7 +698,7 @@
           <w:rFonts w:ascii="Arial" w:hAnsi="Arial" w:cs="Arial"/>
           <w:sz w:val="20"/>
         </w:rPr>
-        <w:t>Kuenselphodrang</w:t>
+        <w:t>Changangkha</w:t>
       </w:r>
       <w:proofErr w:type="spellEnd"/>
       <w:r>
@@ -824,7 +706,7 @@
           <w:rFonts w:ascii="Arial" w:hAnsi="Arial" w:cs="Arial"/>
           <w:sz w:val="20"/>
         </w:rPr>
-        <w:t xml:space="preserve">, National Memorial </w:t>
+        <w:t xml:space="preserve"> Monastery, Simply Bhutan Museum, and </w:t>
       </w:r>
       <w:proofErr w:type="spellStart"/>
       <w:r>
@@ -832,7 +714,7 @@
           <w:rFonts w:ascii="Arial" w:hAnsi="Arial" w:cs="Arial"/>
           <w:sz w:val="20"/>
         </w:rPr>
-        <w:t>Chorten</w:t>
+        <w:t>Tashichho</w:t>
       </w:r>
       <w:proofErr w:type="spellEnd"/>
       <w:r>
@@ -840,71 +722,7 @@
           <w:rFonts w:ascii="Arial" w:hAnsi="Arial" w:cs="Arial"/>
           <w:sz w:val="20"/>
         </w:rPr>
-        <w:t xml:space="preserve">, Folk Heritage Museum, </w:t>
-      </w:r>
-      <w:proofErr w:type="spellStart"/>
-      <w:r>
-        <w:rPr>
-          <w:rFonts w:ascii="Arial" w:hAnsi="Arial" w:cs="Arial"/>
-          <w:sz w:val="20"/>
-        </w:rPr>
-        <w:t>Sangaygang</w:t>
-      </w:r>
-      <w:proofErr w:type="spellEnd"/>
-      <w:r>
-        <w:rPr>
-          <w:rFonts w:ascii="Arial" w:hAnsi="Arial" w:cs="Arial"/>
-          <w:sz w:val="20"/>
-        </w:rPr>
-        <w:t xml:space="preserve"> View Point, Takin Reserve Centre, </w:t>
-      </w:r>
-      <w:proofErr w:type="spellStart"/>
-      <w:r>
-        <w:rPr>
-          <w:rFonts w:ascii="Arial" w:hAnsi="Arial" w:cs="Arial"/>
-          <w:sz w:val="20"/>
-        </w:rPr>
-        <w:t>Changangkha</w:t>
-      </w:r>
-      <w:proofErr w:type="spellEnd"/>
-      <w:r>
-        <w:rPr>
-          <w:rFonts w:ascii="Arial" w:hAnsi="Arial" w:cs="Arial"/>
-          <w:sz w:val="20"/>
-        </w:rPr>
-        <w:t xml:space="preserve"> Monastery, Simply Bhutan Museum, and </w:t>
-      </w:r>
-      <w:proofErr w:type="spellStart"/>
-      <w:r>
-        <w:rPr>
-          <w:rFonts w:ascii="Arial" w:hAnsi="Arial" w:cs="Arial"/>
-          <w:sz w:val="20"/>
-        </w:rPr>
-        <w:t>Tashichho</w:t>
-      </w:r>
-      <w:proofErr w:type="spellEnd"/>
-      <w:r>
-        <w:rPr>
-          <w:rFonts w:ascii="Arial" w:hAnsi="Arial" w:cs="Arial"/>
-          <w:sz w:val="20"/>
-        </w:rPr>
-        <w:t xml:space="preserve"> </w:t>
-      </w:r>
-      <w:proofErr w:type="spellStart"/>
-      <w:r>
-        <w:rPr>
-          <w:rFonts w:ascii="Arial" w:hAnsi="Arial" w:cs="Arial"/>
-          <w:sz w:val="20"/>
-        </w:rPr>
-        <w:t>Dzong</w:t>
-      </w:r>
-      <w:proofErr w:type="spellEnd"/>
-      <w:r>
-        <w:rPr>
-          <w:rFonts w:ascii="Arial" w:hAnsi="Arial" w:cs="Arial"/>
-          <w:sz w:val="20"/>
-        </w:rPr>
-        <w:t>. Dinner and overnight stay at hotel.</w:t>
+        <w:t xml:space="preserve"> Dzong. Dinner and overnight stay at hotel.</w:t>
       </w:r>
       <w:r>
         <w:rPr>
@@ -942,35 +760,31 @@
           <w:bCs/>
           <w:sz w:val="20"/>
         </w:rPr>
-        <w:t xml:space="preserve"> </w:t>
+        <w:t xml:space="preserve"> Thimphu to Punakha</w:t>
+      </w:r>
+      <w:r>
+        <w:rPr>
+          <w:rFonts w:ascii="Arial" w:hAnsi="Arial" w:cs="Arial"/>
+          <w:sz w:val="20"/>
+        </w:rPr>
+        <w:br/>
+        <w:t xml:space="preserve">After breakfast, drive to Punakha via </w:t>
       </w:r>
       <w:proofErr w:type="spellStart"/>
       <w:r>
         <w:rPr>
           <w:rFonts w:ascii="Arial" w:hAnsi="Arial" w:cs="Arial"/>
-          <w:b/>
-          <w:bCs/>
-          <w:sz w:val="20"/>
-        </w:rPr>
-        <w:t>Thimphu</w:t>
+          <w:sz w:val="20"/>
+        </w:rPr>
+        <w:t>Dochula</w:t>
       </w:r>
       <w:proofErr w:type="spellEnd"/>
       <w:r>
         <w:rPr>
           <w:rFonts w:ascii="Arial" w:hAnsi="Arial" w:cs="Arial"/>
-          <w:b/>
-          <w:bCs/>
-          <w:sz w:val="20"/>
-        </w:rPr>
-        <w:t xml:space="preserve"> to Punakha</w:t>
-      </w:r>
-      <w:r>
-        <w:rPr>
-          <w:rFonts w:ascii="Arial" w:hAnsi="Arial" w:cs="Arial"/>
-          <w:sz w:val="20"/>
-        </w:rPr>
-        <w:br/>
-        <w:t xml:space="preserve">After breakfast, drive to </w:t>
+          <w:sz w:val="20"/>
+        </w:rPr>
+        <w:t xml:space="preserve"> Pass offering panoramic Himalayan views. On arrival, visit Punakha Dzong and later hike to </w:t>
       </w:r>
       <w:proofErr w:type="spellStart"/>
       <w:r>
@@ -978,7 +792,7 @@
           <w:rFonts w:ascii="Arial" w:hAnsi="Arial" w:cs="Arial"/>
           <w:sz w:val="20"/>
         </w:rPr>
-        <w:t>Punakha</w:t>
+        <w:t>Chhimi</w:t>
       </w:r>
       <w:proofErr w:type="spellEnd"/>
       <w:r>
@@ -986,71 +800,7 @@
           <w:rFonts w:ascii="Arial" w:hAnsi="Arial" w:cs="Arial"/>
           <w:sz w:val="20"/>
         </w:rPr>
-        <w:t xml:space="preserve"> via </w:t>
-      </w:r>
-      <w:proofErr w:type="spellStart"/>
-      <w:r>
-        <w:rPr>
-          <w:rFonts w:ascii="Arial" w:hAnsi="Arial" w:cs="Arial"/>
-          <w:sz w:val="20"/>
-        </w:rPr>
-        <w:t>Dochula</w:t>
-      </w:r>
-      <w:proofErr w:type="spellEnd"/>
-      <w:r>
-        <w:rPr>
-          <w:rFonts w:ascii="Arial" w:hAnsi="Arial" w:cs="Arial"/>
-          <w:sz w:val="20"/>
-        </w:rPr>
-        <w:t xml:space="preserve"> Pass offering panoramic Himalayan views. On arrival, visit Punakha Dzong and later hike to </w:t>
-      </w:r>
-      <w:proofErr w:type="spellStart"/>
-      <w:r>
-        <w:rPr>
-          <w:rFonts w:ascii="Arial" w:hAnsi="Arial" w:cs="Arial"/>
-          <w:sz w:val="20"/>
-        </w:rPr>
-        <w:t>Chhimi</w:t>
-      </w:r>
-      <w:proofErr w:type="spellEnd"/>
-      <w:r>
-        <w:rPr>
-          <w:rFonts w:ascii="Arial" w:hAnsi="Arial" w:cs="Arial"/>
-          <w:sz w:val="20"/>
-        </w:rPr>
-        <w:t xml:space="preserve"> </w:t>
-      </w:r>
-      <w:proofErr w:type="spellStart"/>
-      <w:r>
-        <w:rPr>
-          <w:rFonts w:ascii="Arial" w:hAnsi="Arial" w:cs="Arial"/>
-          <w:sz w:val="20"/>
-        </w:rPr>
-        <w:t>Lhakhang</w:t>
-      </w:r>
-      <w:proofErr w:type="spellEnd"/>
-      <w:r>
-        <w:rPr>
-          <w:rFonts w:ascii="Arial" w:hAnsi="Arial" w:cs="Arial"/>
-          <w:sz w:val="20"/>
-        </w:rPr>
-        <w:t xml:space="preserve"> (Temple of Fertility). Overnight stay in </w:t>
-      </w:r>
-      <w:proofErr w:type="spellStart"/>
-      <w:r>
-        <w:rPr>
-          <w:rFonts w:ascii="Arial" w:hAnsi="Arial" w:cs="Arial"/>
-          <w:sz w:val="20"/>
-        </w:rPr>
-        <w:t>Punakha</w:t>
-      </w:r>
-      <w:proofErr w:type="spellEnd"/>
-      <w:r>
-        <w:rPr>
-          <w:rFonts w:ascii="Arial" w:hAnsi="Arial" w:cs="Arial"/>
-          <w:sz w:val="20"/>
-        </w:rPr>
-        <w:t>.</w:t>
+        <w:t xml:space="preserve"> Lhakhang (Temple of Fertility). Overnight stay in Punakha.</w:t>
       </w:r>
       <w:r>
         <w:rPr>
@@ -1088,27 +838,7 @@
           <w:bCs/>
           <w:sz w:val="20"/>
         </w:rPr>
-        <w:t xml:space="preserve"> </w:t>
-      </w:r>
-      <w:proofErr w:type="spellStart"/>
-      <w:r>
-        <w:rPr>
-          <w:rFonts w:ascii="Arial" w:hAnsi="Arial" w:cs="Arial"/>
-          <w:b/>
-          <w:bCs/>
-          <w:sz w:val="20"/>
-        </w:rPr>
-        <w:t>Punakha</w:t>
-      </w:r>
-      <w:proofErr w:type="spellEnd"/>
-      <w:r>
-        <w:rPr>
-          <w:rFonts w:ascii="Arial" w:hAnsi="Arial" w:cs="Arial"/>
-          <w:b/>
-          <w:bCs/>
-          <w:sz w:val="20"/>
-        </w:rPr>
-        <w:t xml:space="preserve"> to Paro</w:t>
+        <w:t xml:space="preserve"> Punakha to Paro</w:t>
       </w:r>
       <w:r>
         <w:rPr>
@@ -1148,39 +878,7 @@
           <w:rFonts w:ascii="Arial" w:hAnsi="Arial" w:cs="Arial"/>
           <w:sz w:val="20"/>
         </w:rPr>
-        <w:t xml:space="preserve"> </w:t>
-      </w:r>
-      <w:proofErr w:type="spellStart"/>
-      <w:r>
-        <w:rPr>
-          <w:rFonts w:ascii="Arial" w:hAnsi="Arial" w:cs="Arial"/>
-          <w:sz w:val="20"/>
-        </w:rPr>
-        <w:t>Dzong</w:t>
-      </w:r>
-      <w:proofErr w:type="spellEnd"/>
-      <w:r>
-        <w:rPr>
-          <w:rFonts w:ascii="Arial" w:hAnsi="Arial" w:cs="Arial"/>
-          <w:sz w:val="20"/>
-        </w:rPr>
-        <w:t xml:space="preserve">. Overnight stay in </w:t>
-      </w:r>
-      <w:proofErr w:type="spellStart"/>
-      <w:r>
-        <w:rPr>
-          <w:rFonts w:ascii="Arial" w:hAnsi="Arial" w:cs="Arial"/>
-          <w:sz w:val="20"/>
-        </w:rPr>
-        <w:t>Paro</w:t>
-      </w:r>
-      <w:proofErr w:type="spellEnd"/>
-      <w:r>
-        <w:rPr>
-          <w:rFonts w:ascii="Arial" w:hAnsi="Arial" w:cs="Arial"/>
-          <w:sz w:val="20"/>
-        </w:rPr>
-        <w:t>.</w:t>
+        <w:t xml:space="preserve"> Dzong. Overnight stay in Paro.</w:t>
       </w:r>
       <w:r>
         <w:rPr>
@@ -1226,23 +924,7 @@
           <w:sz w:val="20"/>
         </w:rPr>
         <w:br/>
-        <w:t xml:space="preserve">After breakfast, proceed for a hike to Tiger’s Nest Monastery, one of Bhutan’s most iconic sites. Alternatively, enjoy an excursion to Chele-La Pass for scenic mountain views. Overnight stay in </w:t>
-      </w:r>
-      <w:proofErr w:type="spellStart"/>
-      <w:r>
-        <w:rPr>
-          <w:rFonts w:ascii="Arial" w:hAnsi="Arial" w:cs="Arial"/>
-          <w:sz w:val="20"/>
-        </w:rPr>
-        <w:t>Paro</w:t>
-      </w:r>
-      <w:proofErr w:type="spellEnd"/>
-      <w:r>
-        <w:rPr>
-          <w:rFonts w:ascii="Arial" w:hAnsi="Arial" w:cs="Arial"/>
-          <w:sz w:val="20"/>
-        </w:rPr>
-        <w:t>.</w:t>
+        <w:t>After breakfast, proceed for a hike to Tiger’s Nest Monastery, one of Bhutan’s most iconic sites. Alternatively, enjoy an excursion to Chele-La Pass for scenic mountain views. Overnight stay in Paro.</w:t>
       </w:r>
       <w:r>
         <w:rPr>
@@ -1331,6 +1013,7 @@
           <w:sz w:val="20"/>
         </w:rPr>
       </w:pPr>
+      <w:bookmarkStart w:id="0" w:name="_GoBack"/>
       <w:r>
         <w:rPr>
           <w:rFonts w:ascii="Arial" w:hAnsi="Arial" w:cs="Arial"/>
@@ -1341,7 +1024,6 @@
       <w:r>
         <w:rPr>
           <w:rFonts w:ascii="Arial" w:hAnsi="Arial" w:cs="Arial"/>
-          <w:b/>
           <w:bCs/>
           <w:sz w:val="20"/>
         </w:rPr>
@@ -1377,7 +1059,6 @@
       <w:r>
         <w:rPr>
           <w:rFonts w:ascii="Arial" w:hAnsi="Arial" w:cs="Arial"/>
-          <w:b/>
           <w:bCs/>
           <w:sz w:val="20"/>
         </w:rPr>
@@ -1386,7 +1067,6 @@
       <w:r>
         <w:rPr>
           <w:rFonts w:ascii="Segoe UI Symbol" w:hAnsi="Segoe UI Symbol" w:cs="Segoe UI Symbol"/>
-          <w:b/>
           <w:bCs/>
           <w:sz w:val="20"/>
         </w:rPr>
@@ -1395,7 +1075,6 @@
       <w:r>
         <w:rPr>
           <w:rFonts w:ascii="Arial" w:hAnsi="Arial" w:cs="Arial"/>
-          <w:b/>
           <w:bCs/>
           <w:sz w:val="20"/>
         </w:rPr>
@@ -1404,7 +1083,6 @@
       <w:r>
         <w:rPr>
           <w:rFonts w:ascii="Segoe UI Symbol" w:hAnsi="Segoe UI Symbol" w:cs="Segoe UI Symbol"/>
-          <w:b/>
           <w:bCs/>
           <w:sz w:val="20"/>
         </w:rPr>
@@ -1413,7 +1091,6 @@
       <w:r>
         <w:rPr>
           <w:rFonts w:ascii="Arial" w:hAnsi="Arial" w:cs="Arial"/>
-          <w:b/>
           <w:bCs/>
           <w:sz w:val="20"/>
         </w:rPr>
@@ -1427,6 +1104,7 @@
         <w:t xml:space="preserve"> </w:t>
       </w:r>
     </w:p>
+    <w:bookmarkEnd w:id="0"/>
     <w:p>
       <w:pPr>
         <w:numPr>
@@ -1450,7 +1128,6 @@
       <w:r>
         <w:rPr>
           <w:rFonts w:ascii="Arial" w:hAnsi="Arial" w:cs="Arial"/>
-          <w:b/>
           <w:bCs/>
           <w:sz w:val="20"/>
         </w:rPr>
@@ -1865,7 +1542,7 @@
 </file>
 
 <file path=word/endnotes.xml><?xml version="1.0" encoding="utf-8"?>
-<w:endnotes xmlns:wpc="http://schemas.microsoft.com/office/word/2010/wordprocessingCanvas" xmlns:mc="http://schemas.openxmlformats.org/markup-compatibility/2006" xmlns:o="urn:schemas-microsoft-com:office:office" xmlns:r="http://schemas.openxmlformats.org/officeDocument/2006/relationships" xmlns:m="http://schemas.openxmlformats.org/officeDocument/2006/math" xmlns:v="urn:schemas-microsoft-com:vml" xmlns:wp14="http://schemas.microsoft.com/office/word/2010/wordprocessingDrawing" xmlns:wp="http://schemas.openxmlformats.org/drawingml/2006/wordprocessingDrawing" xmlns:w10="urn:schemas-microsoft-com:office:word" xmlns:w="http://schemas.openxmlformats.org/wordprocessingml/2006/main" xmlns:w14="http://schemas.microsoft.com/office/word/2010/wordml" xmlns:w15="http://schemas.microsoft.com/office/word/2012/wordml" xmlns:wpg="http://schemas.microsoft.com/office/word/2010/wordprocessingGroup" xmlns:wpi="http://schemas.microsoft.com/office/word/2010/wordprocessingInk" xmlns:wne="http://schemas.microsoft.com/office/word/2006/wordml" xmlns:wps="http://schemas.microsoft.com/office/word/2010/wordprocessingShape" mc:Ignorable="w14 w15 wp14">
+<w:endnotes xmlns:wpc="http://schemas.microsoft.com/office/word/2010/wordprocessingCanvas" xmlns:cx="http://schemas.microsoft.com/office/drawing/2014/chartex" xmlns:cx1="http://schemas.microsoft.com/office/drawing/2015/9/8/chartex" xmlns:cx2="http://schemas.microsoft.com/office/drawing/2015/10/21/chartex" xmlns:cx3="http://schemas.microsoft.com/office/drawing/2016/5/9/chartex" xmlns:cx4="http://schemas.microsoft.com/office/drawing/2016/5/10/chartex" xmlns:cx5="http://schemas.microsoft.com/office/drawing/2016/5/11/chartex" xmlns:cx6="http://schemas.microsoft.com/office/drawing/2016/5/12/chartex" xmlns:cx7="http://schemas.microsoft.com/office/drawing/2016/5/13/chartex" xmlns:cx8="http://schemas.microsoft.com/office/drawing/2016/5/14/chartex" xmlns:mc="http://schemas.openxmlformats.org/markup-compatibility/2006" xmlns:aink="http://schemas.microsoft.com/office/drawing/2016/ink" xmlns:am3d="http://schemas.microsoft.com/office/drawing/2017/model3d" xmlns:o="urn:schemas-microsoft-com:office:office" xmlns:r="http://schemas.openxmlformats.org/officeDocument/2006/relationships" xmlns:m="http://schemas.openxmlformats.org/officeDocument/2006/math" xmlns:v="urn:schemas-microsoft-com:vml" xmlns:wp14="http://schemas.microsoft.com/office/word/2010/wordprocessingDrawing" xmlns:wp="http://schemas.openxmlformats.org/drawingml/2006/wordprocessingDrawing" xmlns:w10="urn:schemas-microsoft-com:office:word" xmlns:w="http://schemas.openxmlformats.org/wordprocessingml/2006/main" xmlns:w14="http://schemas.microsoft.com/office/word/2010/wordml" xmlns:w15="http://schemas.microsoft.com/office/word/2012/wordml" xmlns:w16cid="http://schemas.microsoft.com/office/word/2016/wordml/cid" xmlns:w16se="http://schemas.microsoft.com/office/word/2015/wordml/symex" xmlns:wpg="http://schemas.microsoft.com/office/word/2010/wordprocessingGroup" xmlns:wpi="http://schemas.microsoft.com/office/word/2010/wordprocessingInk" xmlns:wne="http://schemas.microsoft.com/office/word/2006/wordml" xmlns:wps="http://schemas.microsoft.com/office/word/2010/wordprocessingShape" mc:Ignorable="w14 w15 w16se w16cid wp14">
   <w:endnote w:type="separator" w:id="-1">
     <w:p>
       <w:pPr>
@@ -1890,7 +1567,7 @@
 </file>
 
 <file path=word/footnotes.xml><?xml version="1.0" encoding="utf-8"?>
-<w:footnotes xmlns:wpc="http://schemas.microsoft.com/office/word/2010/wordprocessingCanvas" xmlns:mc="http://schemas.openxmlformats.org/markup-compatibility/2006" xmlns:o="urn:schemas-microsoft-com:office:office" xmlns:r="http://schemas.openxmlformats.org/officeDocument/2006/relationships" xmlns:m="http://schemas.openxmlformats.org/officeDocument/2006/math" xmlns:v="urn:schemas-microsoft-com:vml" xmlns:wp14="http://schemas.microsoft.com/office/word/2010/wordprocessingDrawing" xmlns:wp="http://schemas.openxmlformats.org/drawingml/2006/wordprocessingDrawing" xmlns:w10="urn:schemas-microsoft-com:office:word" xmlns:w="http://schemas.openxmlformats.org/wordprocessingml/2006/main" xmlns:w14="http://schemas.microsoft.com/office/word/2010/wordml" xmlns:w15="http://schemas.microsoft.com/office/word/2012/wordml" xmlns:wpg="http://schemas.microsoft.com/office/word/2010/wordprocessingGroup" xmlns:wpi="http://schemas.microsoft.com/office/word/2010/wordprocessingInk" xmlns:wne="http://schemas.microsoft.com/office/word/2006/wordml" xmlns:wps="http://schemas.microsoft.com/office/word/2010/wordprocessingShape" mc:Ignorable="w14 w15 wp14">
+<w:footnotes xmlns:wpc="http://schemas.microsoft.com/office/word/2010/wordprocessingCanvas" xmlns:cx="http://schemas.microsoft.com/office/drawing/2014/chartex" xmlns:cx1="http://schemas.microsoft.com/office/drawing/2015/9/8/chartex" xmlns:cx2="http://schemas.microsoft.com/office/drawing/2015/10/21/chartex" xmlns:cx3="http://schemas.microsoft.com/office/drawing/2016/5/9/chartex" xmlns:cx4="http://schemas.microsoft.com/office/drawing/2016/5/10/chartex" xmlns:cx5="http://schemas.microsoft.com/office/drawing/2016/5/11/chartex" xmlns:cx6="http://schemas.microsoft.com/office/drawing/2016/5/12/chartex" xmlns:cx7="http://schemas.microsoft.com/office/drawing/2016/5/13/chartex" xmlns:cx8="http://schemas.microsoft.com/office/drawing/2016/5/14/chartex" xmlns:mc="http://schemas.openxmlformats.org/markup-compatibility/2006" xmlns:aink="http://schemas.microsoft.com/office/drawing/2016/ink" xmlns:am3d="http://schemas.microsoft.com/office/drawing/2017/model3d" xmlns:o="urn:schemas-microsoft-com:office:office" xmlns:r="http://schemas.openxmlformats.org/officeDocument/2006/relationships" xmlns:m="http://schemas.openxmlformats.org/officeDocument/2006/math" xmlns:v="urn:schemas-microsoft-com:vml" xmlns:wp14="http://schemas.microsoft.com/office/word/2010/wordprocessingDrawing" xmlns:wp="http://schemas.openxmlformats.org/drawingml/2006/wordprocessingDrawing" xmlns:w10="urn:schemas-microsoft-com:office:word" xmlns:w="http://schemas.openxmlformats.org/wordprocessingml/2006/main" xmlns:w14="http://schemas.microsoft.com/office/word/2010/wordml" xmlns:w15="http://schemas.microsoft.com/office/word/2012/wordml" xmlns:w16cid="http://schemas.microsoft.com/office/word/2016/wordml/cid" xmlns:w16se="http://schemas.microsoft.com/office/word/2015/wordml/symex" xmlns:wpg="http://schemas.microsoft.com/office/word/2010/wordprocessingGroup" xmlns:wpi="http://schemas.microsoft.com/office/word/2010/wordprocessingInk" xmlns:wne="http://schemas.microsoft.com/office/word/2006/wordml" xmlns:wps="http://schemas.microsoft.com/office/word/2010/wordprocessingShape" mc:Ignorable="w14 w15 w16se w16cid wp14">
   <w:footnote w:type="separator" w:id="-1">
     <w:p>
       <w:pPr>
@@ -1915,7 +1592,7 @@
 </file>
 
 <file path=word/header1.xml><?xml version="1.0" encoding="utf-8"?>
-<w:hdr xmlns:wpc="http://schemas.microsoft.com/office/word/2010/wordprocessingCanvas" xmlns:mc="http://schemas.openxmlformats.org/markup-compatibility/2006" xmlns:o="urn:schemas-microsoft-com:office:office" xmlns:r="http://schemas.openxmlformats.org/officeDocument/2006/relationships" xmlns:m="http://schemas.openxmlformats.org/officeDocument/2006/math" xmlns:v="urn:schemas-microsoft-com:vml" xmlns:wp14="http://schemas.microsoft.com/office/word/2010/wordprocessingDrawing" xmlns:wp="http://schemas.openxmlformats.org/drawingml/2006/wordprocessingDrawing" xmlns:w10="urn:schemas-microsoft-com:office:word" xmlns:w="http://schemas.openxmlformats.org/wordprocessingml/2006/main" xmlns:w14="http://schemas.microsoft.com/office/word/2010/wordml" xmlns:w15="http://schemas.microsoft.com/office/word/2012/wordml" xmlns:wpg="http://schemas.microsoft.com/office/word/2010/wordprocessingGroup" xmlns:wpi="http://schemas.microsoft.com/office/word/2010/wordprocessingInk" xmlns:wne="http://schemas.microsoft.com/office/word/2006/wordml" xmlns:wps="http://schemas.microsoft.com/office/word/2010/wordprocessingShape" mc:Ignorable="w14 w15 wp14">
+<w:hdr xmlns:wpc="http://schemas.microsoft.com/office/word/2010/wordprocessingCanvas" xmlns:cx="http://schemas.microsoft.com/office/drawing/2014/chartex" xmlns:cx1="http://schemas.microsoft.com/office/drawing/2015/9/8/chartex" xmlns:cx2="http://schemas.microsoft.com/office/drawing/2015/10/21/chartex" xmlns:cx3="http://schemas.microsoft.com/office/drawing/2016/5/9/chartex" xmlns:cx4="http://schemas.microsoft.com/office/drawing/2016/5/10/chartex" xmlns:cx5="http://schemas.microsoft.com/office/drawing/2016/5/11/chartex" xmlns:cx6="http://schemas.microsoft.com/office/drawing/2016/5/12/chartex" xmlns:cx7="http://schemas.microsoft.com/office/drawing/2016/5/13/chartex" xmlns:cx8="http://schemas.microsoft.com/office/drawing/2016/5/14/chartex" xmlns:mc="http://schemas.openxmlformats.org/markup-compatibility/2006" xmlns:aink="http://schemas.microsoft.com/office/drawing/2016/ink" xmlns:am3d="http://schemas.microsoft.com/office/drawing/2017/model3d" xmlns:o="urn:schemas-microsoft-com:office:office" xmlns:r="http://schemas.openxmlformats.org/officeDocument/2006/relationships" xmlns:m="http://schemas.openxmlformats.org/officeDocument/2006/math" xmlns:v="urn:schemas-microsoft-com:vml" xmlns:wp14="http://schemas.microsoft.com/office/word/2010/wordprocessingDrawing" xmlns:wp="http://schemas.openxmlformats.org/drawingml/2006/wordprocessingDrawing" xmlns:w10="urn:schemas-microsoft-com:office:word" xmlns:w="http://schemas.openxmlformats.org/wordprocessingml/2006/main" xmlns:w14="http://schemas.microsoft.com/office/word/2010/wordml" xmlns:w15="http://schemas.microsoft.com/office/word/2012/wordml" xmlns:w16cid="http://schemas.microsoft.com/office/word/2016/wordml/cid" xmlns:w16se="http://schemas.microsoft.com/office/word/2015/wordml/symex" xmlns:wpg="http://schemas.microsoft.com/office/word/2010/wordprocessingGroup" xmlns:wpi="http://schemas.microsoft.com/office/word/2010/wordprocessingInk" xmlns:wne="http://schemas.microsoft.com/office/word/2006/wordml" xmlns:wps="http://schemas.microsoft.com/office/word/2010/wordprocessingShape" mc:Ignorable="w14 w15 w16se w16cid wp14">
   <w:p>
     <w:pPr>
       <w:pStyle w:val="Header"/>
@@ -2014,8 +1691,8 @@
 </file>
 
 <file path=word/numbering.xml><?xml version="1.0" encoding="utf-8"?>
-<w:numbering xmlns:wpc="http://schemas.microsoft.com/office/word/2010/wordprocessingCanvas" xmlns:mc="http://schemas.openxmlformats.org/markup-compatibility/2006" xmlns:o="urn:schemas-microsoft-com:office:office" xmlns:r="http://schemas.openxmlformats.org/officeDocument/2006/relationships" xmlns:m="http://schemas.openxmlformats.org/officeDocument/2006/math" xmlns:v="urn:schemas-microsoft-com:vml" xmlns:wp14="http://schemas.microsoft.com/office/word/2010/wordprocessingDrawing" xmlns:wp="http://schemas.openxmlformats.org/drawingml/2006/wordprocessingDrawing" xmlns:w10="urn:schemas-microsoft-com:office:word" xmlns:w="http://schemas.openxmlformats.org/wordprocessingml/2006/main" xmlns:w14="http://schemas.microsoft.com/office/word/2010/wordml" xmlns:w15="http://schemas.microsoft.com/office/word/2012/wordml" xmlns:wpg="http://schemas.microsoft.com/office/word/2010/wordprocessingGroup" xmlns:wpi="http://schemas.microsoft.com/office/word/2010/wordprocessingInk" xmlns:wne="http://schemas.microsoft.com/office/word/2006/wordml" xmlns:wps="http://schemas.microsoft.com/office/word/2010/wordprocessingShape" mc:Ignorable="w14 w15 wp14">
-  <w:abstractNum w:abstractNumId="0">
+<w:numbering xmlns:wpc="http://schemas.microsoft.com/office/word/2010/wordprocessingCanvas" xmlns:cx="http://schemas.microsoft.com/office/drawing/2014/chartex" xmlns:cx1="http://schemas.microsoft.com/office/drawing/2015/9/8/chartex" xmlns:cx2="http://schemas.microsoft.com/office/drawing/2015/10/21/chartex" xmlns:cx3="http://schemas.microsoft.com/office/drawing/2016/5/9/chartex" xmlns:cx4="http://schemas.microsoft.com/office/drawing/2016/5/10/chartex" xmlns:cx5="http://schemas.microsoft.com/office/drawing/2016/5/11/chartex" xmlns:cx6="http://schemas.microsoft.com/office/drawing/2016/5/12/chartex" xmlns:cx7="http://schemas.microsoft.com/office/drawing/2016/5/13/chartex" xmlns:cx8="http://schemas.microsoft.com/office/drawing/2016/5/14/chartex" xmlns:mc="http://schemas.openxmlformats.org/markup-compatibility/2006" xmlns:aink="http://schemas.microsoft.com/office/drawing/2016/ink" xmlns:am3d="http://schemas.microsoft.com/office/drawing/2017/model3d" xmlns:o="urn:schemas-microsoft-com:office:office" xmlns:r="http://schemas.openxmlformats.org/officeDocument/2006/relationships" xmlns:m="http://schemas.openxmlformats.org/officeDocument/2006/math" xmlns:v="urn:schemas-microsoft-com:vml" xmlns:wp14="http://schemas.microsoft.com/office/word/2010/wordprocessingDrawing" xmlns:wp="http://schemas.openxmlformats.org/drawingml/2006/wordprocessingDrawing" xmlns:w10="urn:schemas-microsoft-com:office:word" xmlns:w="http://schemas.openxmlformats.org/wordprocessingml/2006/main" xmlns:w14="http://schemas.microsoft.com/office/word/2010/wordml" xmlns:w15="http://schemas.microsoft.com/office/word/2012/wordml" xmlns:w16cid="http://schemas.microsoft.com/office/word/2016/wordml/cid" xmlns:w16se="http://schemas.microsoft.com/office/word/2015/wordml/symex" xmlns:wpg="http://schemas.microsoft.com/office/word/2010/wordprocessingGroup" xmlns:wpi="http://schemas.microsoft.com/office/word/2010/wordprocessingInk" xmlns:wne="http://schemas.microsoft.com/office/word/2006/wordml" xmlns:wps="http://schemas.microsoft.com/office/word/2010/wordprocessingShape" mc:Ignorable="w14 w15 w16se w16cid wp14">
+  <w:abstractNum w:abstractNumId="0" w15:restartNumberingAfterBreak="0">
     <w:nsid w:val="05E71F3B"/>
     <w:multiLevelType w:val="multilevel"/>
     <w:tmpl w:val="C9E86004"/>
@@ -2164,7 +1841,7 @@
       </w:rPr>
     </w:lvl>
   </w:abstractNum>
-  <w:abstractNum w:abstractNumId="1">
+  <w:abstractNum w:abstractNumId="1" w15:restartNumberingAfterBreak="0">
     <w:nsid w:val="17856EBA"/>
     <w:multiLevelType w:val="multilevel"/>
     <w:tmpl w:val="5868F156"/>
@@ -2313,7 +1990,7 @@
       </w:rPr>
     </w:lvl>
   </w:abstractNum>
-  <w:abstractNum w:abstractNumId="2">
+  <w:abstractNum w:abstractNumId="2" w15:restartNumberingAfterBreak="0">
     <w:nsid w:val="357E5957"/>
     <w:multiLevelType w:val="multilevel"/>
     <w:tmpl w:val="353CBF38"/>
@@ -2462,7 +2139,7 @@
       </w:rPr>
     </w:lvl>
   </w:abstractNum>
-  <w:abstractNum w:abstractNumId="3">
+  <w:abstractNum w:abstractNumId="3" w15:restartNumberingAfterBreak="0">
     <w:nsid w:val="425C10BE"/>
     <w:multiLevelType w:val="multilevel"/>
     <w:tmpl w:val="ED427B84"/>
@@ -2575,7 +2252,7 @@
       </w:pPr>
     </w:lvl>
   </w:abstractNum>
-  <w:abstractNum w:abstractNumId="4">
+  <w:abstractNum w:abstractNumId="4" w15:restartNumberingAfterBreak="0">
     <w:nsid w:val="53941787"/>
     <w:multiLevelType w:val="multilevel"/>
     <w:tmpl w:val="A2CC10C2"/>
@@ -2724,7 +2401,7 @@
       </w:rPr>
     </w:lvl>
   </w:abstractNum>
-  <w:abstractNum w:abstractNumId="5">
+  <w:abstractNum w:abstractNumId="5" w15:restartNumberingAfterBreak="0">
     <w:nsid w:val="53D60662"/>
     <w:multiLevelType w:val="multilevel"/>
     <w:tmpl w:val="F66880C6"/>
@@ -2873,7 +2550,7 @@
       </w:rPr>
     </w:lvl>
   </w:abstractNum>
-  <w:abstractNum w:abstractNumId="6">
+  <w:abstractNum w:abstractNumId="6" w15:restartNumberingAfterBreak="0">
     <w:nsid w:val="542A0F60"/>
     <w:multiLevelType w:val="multilevel"/>
     <w:tmpl w:val="27C65F24"/>
@@ -3022,7 +2699,7 @@
       </w:rPr>
     </w:lvl>
   </w:abstractNum>
-  <w:abstractNum w:abstractNumId="7">
+  <w:abstractNum w:abstractNumId="7" w15:restartNumberingAfterBreak="0">
     <w:nsid w:val="564B38A9"/>
     <w:multiLevelType w:val="multilevel"/>
     <w:tmpl w:val="C412594C"/>
@@ -3171,7 +2848,7 @@
       </w:rPr>
     </w:lvl>
   </w:abstractNum>
-  <w:abstractNum w:abstractNumId="8">
+  <w:abstractNum w:abstractNumId="8" w15:restartNumberingAfterBreak="0">
     <w:nsid w:val="58BA2C12"/>
     <w:multiLevelType w:val="multilevel"/>
     <w:tmpl w:val="D026D9F4"/>
@@ -3320,7 +2997,7 @@
       </w:rPr>
     </w:lvl>
   </w:abstractNum>
-  <w:abstractNum w:abstractNumId="9">
+  <w:abstractNum w:abstractNumId="9" w15:restartNumberingAfterBreak="0">
     <w:nsid w:val="5C7B3091"/>
     <w:multiLevelType w:val="multilevel"/>
     <w:tmpl w:val="EC40FA1A"/>
@@ -3469,7 +3146,7 @@
       </w:rPr>
     </w:lvl>
   </w:abstractNum>
-  <w:abstractNum w:abstractNumId="10">
+  <w:abstractNum w:abstractNumId="10" w15:restartNumberingAfterBreak="0">
     <w:nsid w:val="63E87726"/>
     <w:multiLevelType w:val="multilevel"/>
     <w:tmpl w:val="A3CAF164"/>
@@ -3618,7 +3295,7 @@
       </w:rPr>
     </w:lvl>
   </w:abstractNum>
-  <w:abstractNum w:abstractNumId="11">
+  <w:abstractNum w:abstractNumId="11" w15:restartNumberingAfterBreak="0">
     <w:nsid w:val="707931B1"/>
     <w:multiLevelType w:val="multilevel"/>
     <w:tmpl w:val="2BBE771A"/>
@@ -3807,7 +3484,7 @@
 </file>
 
 <file path=word/styles.xml><?xml version="1.0" encoding="utf-8"?>
-<w:styles xmlns:mc="http://schemas.openxmlformats.org/markup-compatibility/2006" xmlns:r="http://schemas.openxmlformats.org/officeDocument/2006/relationships" xmlns:w="http://schemas.openxmlformats.org/wordprocessingml/2006/main" xmlns:w14="http://schemas.microsoft.com/office/word/2010/wordml" xmlns:w15="http://schemas.microsoft.com/office/word/2012/wordml" mc:Ignorable="w14 w15">
+<w:styles xmlns:mc="http://schemas.openxmlformats.org/markup-compatibility/2006" xmlns:r="http://schemas.openxmlformats.org/officeDocument/2006/relationships" xmlns:w="http://schemas.openxmlformats.org/wordprocessingml/2006/main" xmlns:w14="http://schemas.microsoft.com/office/word/2010/wordml" xmlns:w15="http://schemas.microsoft.com/office/word/2012/wordml" xmlns:w16cid="http://schemas.microsoft.com/office/word/2016/wordml/cid" xmlns:w16se="http://schemas.microsoft.com/office/word/2015/wordml/symex" mc:Ignorable="w14 w15 w16se w16cid">
   <w:docDefaults>
     <w:rPrDefault>
       <w:rPr>
@@ -3823,7 +3500,7 @@
       </w:pPr>
     </w:pPrDefault>
   </w:docDefaults>
-  <w:latentStyles w:defLockedState="0" w:defUIPriority="99" w:defSemiHidden="0" w:defUnhideWhenUsed="0" w:defQFormat="0" w:count="371">
+  <w:latentStyles w:defLockedState="0" w:defUIPriority="99" w:defSemiHidden="0" w:defUnhideWhenUsed="0" w:defQFormat="0" w:count="375">
     <w:lsdException w:name="Normal" w:uiPriority="0" w:qFormat="1"/>
     <w:lsdException w:name="heading 1" w:uiPriority="9" w:qFormat="1"/>
     <w:lsdException w:name="heading 2" w:semiHidden="1" w:uiPriority="9" w:unhideWhenUsed="1" w:qFormat="1"/>
@@ -3929,7 +3606,6 @@
     <w:lsdException w:name="HTML Sample" w:semiHidden="1" w:unhideWhenUsed="1"/>
     <w:lsdException w:name="HTML Typewriter" w:semiHidden="1" w:unhideWhenUsed="1"/>
     <w:lsdException w:name="HTML Variable" w:semiHidden="1" w:unhideWhenUsed="1"/>
-    <w:lsdException w:name="Normal Table" w:semiHidden="1" w:unhideWhenUsed="1"/>
     <w:lsdException w:name="annotation subject" w:semiHidden="1" w:unhideWhenUsed="1"/>
     <w:lsdException w:name="No List" w:semiHidden="1" w:unhideWhenUsed="1"/>
     <w:lsdException w:name="Outline List 1" w:semiHidden="1" w:unhideWhenUsed="1"/>
@@ -3973,10 +3649,8 @@
     <w:lsdException w:name="Table Elegant" w:semiHidden="1" w:unhideWhenUsed="1"/>
     <w:lsdException w:name="Table Professional" w:semiHidden="1" w:unhideWhenUsed="1"/>
     <w:lsdException w:name="Table Subtle 1" w:semiHidden="1" w:unhideWhenUsed="1"/>
-    <w:lsdException w:name="Table Subtle 2" w:semiHidden="1" w:unhideWhenUsed="1"/>
     <w:lsdException w:name="Table Web 1" w:semiHidden="1" w:unhideWhenUsed="1"/>
     <w:lsdException w:name="Table Web 2" w:semiHidden="1" w:unhideWhenUsed="1"/>
-    <w:lsdException w:name="Table Web 3" w:semiHidden="1" w:unhideWhenUsed="1"/>
     <w:lsdException w:name="Balloon Text" w:semiHidden="1" w:unhideWhenUsed="1"/>
     <w:lsdException w:name="Table Grid" w:uiPriority="39"/>
     <w:lsdException w:name="Table Theme" w:semiHidden="1" w:unhideWhenUsed="1"/>
@@ -4195,6 +3869,10 @@
     <w:lsdException w:name="List Table 5 Dark Accent 6" w:uiPriority="50"/>
     <w:lsdException w:name="List Table 6 Colorful Accent 6" w:uiPriority="51"/>
     <w:lsdException w:name="List Table 7 Colorful Accent 6" w:uiPriority="52"/>
+    <w:lsdException w:name="Mention" w:semiHidden="1" w:unhideWhenUsed="1"/>
+    <w:lsdException w:name="Smart Hyperlink" w:semiHidden="1" w:unhideWhenUsed="1"/>
+    <w:lsdException w:name="Hashtag" w:semiHidden="1" w:unhideWhenUsed="1"/>
+    <w:lsdException w:name="Unresolved Mention" w:semiHidden="1" w:unhideWhenUsed="1"/>
   </w:latentStyles>
   <w:style w:type="paragraph" w:default="1" w:styleId="Normal">
     <w:name w:val="Normal"/>
